--- a/infosreda-anketa.docx
+++ b/infosreda-anketa.docx
@@ -258,10 +258,26 @@
             <w:r>
               <w:rPr>
                 <w:rFonts w:ascii="Times New Roman" w:eastAsia="Times New Roman" w:hAnsi="Times New Roman" w:cs="Times New Roman"/>
+                <w:lang w:eastAsia="ru-RU"/>
+              </w:rPr>
+              <w:t xml:space="preserve">Установочный пакет формата NSIS для операционной системы Windows размещается в файловом хранилище, доступ — по прямой ссылке на скачивание.</w:t>
+            </w:r>
+          </w:p>
+          <w:p>
+            <w:pPr>
+              <w:spacing w:line="276" w:lineRule="auto"/>
+              <w:rPr>
+                <w:rFonts w:ascii="Times New Roman" w:eastAsia="Times New Roman" w:hAnsi="Times New Roman" w:cs="Times New Roman"/>
+                <w:lang w:eastAsia="ru-RU"/>
+              </w:rPr>
+            </w:pPr>
+            <w:r>
+              <w:rPr>
+                <w:rFonts w:ascii="Times New Roman" w:eastAsia="Times New Roman" w:hAnsi="Times New Roman" w:cs="Times New Roman"/>
                 <w:highlight w:val="yellow"/>
                 <w:lang w:eastAsia="ru-RU"/>
               </w:rPr>
-              <w:t xml:space="preserve">требуется ответ</w:t>
+              <w:t xml:space="preserve">Прямая ссылка указывается при подаче заявления.</w:t>
             </w:r>
           </w:p>
         </w:tc>
@@ -280,10 +296,9 @@
             <w:r>
               <w:rPr>
                 <w:rFonts w:ascii="Times New Roman" w:eastAsia="Times New Roman" w:hAnsi="Times New Roman" w:cs="Times New Roman"/>
-                <w:highlight w:val="yellow"/>
-                <w:lang w:eastAsia="ru-RU"/>
-              </w:rPr>
-              <w:t xml:space="preserve">требуется ответ</w:t>
+                <w:lang w:eastAsia="ru-RU"/>
+              </w:rPr>
+              <w:t xml:space="preserve">да</w:t>
             </w:r>
           </w:p>
         </w:tc>
@@ -469,10 +484,26 @@
             <w:r>
               <w:rPr>
                 <w:rFonts w:ascii="Times New Roman" w:eastAsia="Times New Roman" w:hAnsi="Times New Roman" w:cs="Times New Roman"/>
+                <w:lang w:eastAsia="ru-RU"/>
+              </w:rPr>
+              <w:t xml:space="preserve">Свидетельство о государственной регистрации программы для ЭВМ.</w:t>
+            </w:r>
+          </w:p>
+          <w:p>
+            <w:pPr>
+              <w:spacing w:line="276" w:lineRule="auto"/>
+              <w:rPr>
+                <w:rFonts w:ascii="Times New Roman" w:eastAsia="Times New Roman" w:hAnsi="Times New Roman" w:cs="Times New Roman"/>
+                <w:lang w:eastAsia="ru-RU"/>
+              </w:rPr>
+            </w:pPr>
+            <w:r>
+              <w:rPr>
+                <w:rFonts w:ascii="Times New Roman" w:eastAsia="Times New Roman" w:hAnsi="Times New Roman" w:cs="Times New Roman"/>
                 <w:highlight w:val="yellow"/>
                 <w:lang w:eastAsia="ru-RU"/>
               </w:rPr>
-              <w:t xml:space="preserve">требуется ответ</w:t>
+              <w:t xml:space="preserve">Номер и дата свидетельства — требуется указать.</w:t>
             </w:r>
           </w:p>
         </w:tc>
@@ -491,10 +522,9 @@
             <w:r>
               <w:rPr>
                 <w:rFonts w:ascii="Times New Roman" w:eastAsia="Times New Roman" w:hAnsi="Times New Roman" w:cs="Times New Roman"/>
-                <w:highlight w:val="yellow"/>
-                <w:lang w:eastAsia="ru-RU"/>
-              </w:rPr>
-              <w:t xml:space="preserve">требуется ответ</w:t>
+                <w:lang w:eastAsia="ru-RU"/>
+              </w:rPr>
+              <w:t xml:space="preserve">да</w:t>
             </w:r>
           </w:p>
         </w:tc>
@@ -598,7 +628,7 @@
                 <w:highlight w:val="yellow"/>
                 <w:lang w:eastAsia="ru-RU"/>
               </w:rPr>
-              <w:t xml:space="preserve">Ссылка на сайт — требуется ответ.</w:t>
+              <w:t xml:space="preserve">Раздел с документацией на сайте правообладателя требуется создать до подачи.</w:t>
             </w:r>
           </w:p>
         </w:tc>
@@ -723,7 +753,7 @@
                 <w:highlight w:val="yellow"/>
                 <w:lang w:eastAsia="ru-RU"/>
               </w:rPr>
-              <w:t xml:space="preserve">Ссылка на сайт — требуется ответ.</w:t>
+              <w:t xml:space="preserve">Раздел с документацией на сайте правообладателя требуется создать до подачи.</w:t>
             </w:r>
           </w:p>
         </w:tc>
@@ -1350,10 +1380,9 @@
             <w:r>
               <w:rPr>
                 <w:rFonts w:ascii="Times New Roman" w:eastAsia="Times New Roman" w:hAnsi="Times New Roman" w:cs="Times New Roman"/>
-                <w:highlight w:val="yellow"/>
-                <w:lang w:eastAsia="ru-RU"/>
-              </w:rPr>
-              <w:t xml:space="preserve">требуется ответ</w:t>
+                <w:lang w:eastAsia="ru-RU"/>
+              </w:rPr>
+              <w:t xml:space="preserve">Справка от регистратора доменных имён и договор использования доменного имени.</w:t>
             </w:r>
           </w:p>
         </w:tc>
@@ -1372,10 +1401,9 @@
             <w:r>
               <w:rPr>
                 <w:rFonts w:ascii="Times New Roman" w:eastAsia="Times New Roman" w:hAnsi="Times New Roman" w:cs="Times New Roman"/>
-                <w:highlight w:val="yellow"/>
-                <w:lang w:eastAsia="ru-RU"/>
-              </w:rPr>
-              <w:t xml:space="preserve">требуется ответ</w:t>
+                <w:lang w:eastAsia="ru-RU"/>
+              </w:rPr>
+              <w:t xml:space="preserve">да</w:t>
             </w:r>
           </w:p>
         </w:tc>
@@ -1492,10 +1520,9 @@
             <w:r>
               <w:rPr>
                 <w:rFonts w:ascii="Times New Roman" w:eastAsia="Times New Roman" w:hAnsi="Times New Roman" w:cs="Times New Roman"/>
-                <w:highlight w:val="yellow"/>
-                <w:lang w:eastAsia="ru-RU"/>
-              </w:rPr>
-              <w:t xml:space="preserve">Подтверждающий документ (договор аренды либо документ о праве собственности) — требуется ответ.</w:t>
+                <w:lang w:eastAsia="ru-RU"/>
+              </w:rPr>
+              <w:t xml:space="preserve">Подтверждающий документ: договор аренды помещения по указанному адресу.</w:t>
             </w:r>
           </w:p>
         </w:tc>
@@ -1905,10 +1932,26 @@
             <w:r>
               <w:rPr>
                 <w:rFonts w:ascii="Times New Roman" w:eastAsia="Times New Roman" w:hAnsi="Times New Roman" w:cs="Times New Roman"/>
+                <w:lang w:eastAsia="ru-RU"/>
+              </w:rPr>
+              <w:t xml:space="preserve">Не оформлены.</w:t>
+            </w:r>
+          </w:p>
+          <w:p>
+            <w:pPr>
+              <w:spacing w:line="276" w:lineRule="auto"/>
+              <w:rPr>
+                <w:rFonts w:ascii="Times New Roman" w:eastAsia="Times New Roman" w:hAnsi="Times New Roman" w:cs="Times New Roman"/>
+                <w:lang w:eastAsia="ru-RU"/>
+              </w:rPr>
+            </w:pPr>
+            <w:r>
+              <w:rPr>
+                <w:rFonts w:ascii="Times New Roman" w:eastAsia="Times New Roman" w:hAnsi="Times New Roman" w:cs="Times New Roman"/>
                 <w:highlight w:val="yellow"/>
                 <w:lang w:eastAsia="ru-RU"/>
               </w:rPr>
-              <w:t xml:space="preserve">требуется ответ</w:t>
+              <w:t xml:space="preserve">Требуется подготовить: приказ о создании разработки; утверждённое техническое задание; акт о вводе в эксплуатацию; карточку учёта нематериального актива; при необходимости — договор об отчуждении исключительных прав.</w:t>
             </w:r>
           </w:p>
         </w:tc>
@@ -1927,10 +1970,9 @@
             <w:r>
               <w:rPr>
                 <w:rFonts w:ascii="Times New Roman" w:eastAsia="Times New Roman" w:hAnsi="Times New Roman" w:cs="Times New Roman"/>
-                <w:highlight w:val="yellow"/>
-                <w:lang w:eastAsia="ru-RU"/>
-              </w:rPr>
-              <w:t xml:space="preserve">требуется ответ</w:t>
+                <w:lang w:eastAsia="ru-RU"/>
+              </w:rPr>
+              <w:t xml:space="preserve">нет</w:t>
             </w:r>
           </w:p>
         </w:tc>

--- a/infosreda-anketa.docx
+++ b/infosreda-anketa.docx
@@ -3975,10 +3975,9 @@
                 <w:rFonts w:ascii="Times New Roman" w:eastAsia="Times New Roman" w:hAnsi="Times New Roman" w:cs="Times New Roman"/>
                 <w:sz w:val="24"/>
                 <w:szCs w:val="24"/>
-                <w:highlight w:val="yellow"/>
-                <w:lang w:eastAsia="ru-RU"/>
-              </w:rPr>
-              <w:t xml:space="preserve">PostgreSQL (серверная часть, доступ через Prisma) — требуется подтверждение.</w:t>
+                <w:lang w:eastAsia="ru-RU"/>
+              </w:rPr>
+              <w:t xml:space="preserve">PostgreSQL — серверная часть программного обеспечения (лицензионный сервер), доступ через Prisma ORM. Клиентские приложения собственной СУБД не используют: пользовательские данные хранятся в файлах на устройстве.</w:t>
             </w:r>
           </w:p>
         </w:tc>

--- a/infosreda-anketa.docx
+++ b/infosreda-anketa.docx
@@ -3429,7 +3429,35 @@
                 <w:szCs w:val="24"/>
                 <w:lang w:eastAsia="ru-RU"/>
               </w:rPr>
-              <w:t xml:space="preserve">Размещение в инфраструктуре заказчика. Как интернет-сервис (SaaS) ПО не распространяется.</w:t>
+              <w:t xml:space="preserve">Применяются оба способа.</w:t>
+            </w:r>
+          </w:p>
+          <w:p>
+            <w:pPr>
+              <w:spacing w:line="276" w:lineRule="auto" w:before="0" w:after="0"/>
+            </w:pPr>
+            <w:r>
+              <w:rPr>
+                <w:rFonts w:ascii="Times New Roman" w:eastAsia="Times New Roman" w:hAnsi="Times New Roman" w:cs="Times New Roman"/>
+                <w:sz w:val="24"/>
+                <w:szCs w:val="24"/>
+                <w:lang w:eastAsia="ru-RU"/>
+              </w:rPr>
+              <w:t xml:space="preserve">Интернет-сервис (SaaS): веб-редактор контента и кабинет администратора предоставляются через браузер на сервере правообладателя. Проекты, медиафайлы, учётные записи и лицензии хранятся на стороне сервера; доступ — по учётной записи либо по лицензионному ключу. Лицензии оформляются как подписки с тарифными планами.</w:t>
+            </w:r>
+          </w:p>
+          <w:p>
+            <w:pPr>
+              <w:spacing w:line="276" w:lineRule="auto" w:before="0" w:after="0"/>
+            </w:pPr>
+            <w:r>
+              <w:rPr>
+                <w:rFonts w:ascii="Times New Roman" w:eastAsia="Times New Roman" w:hAnsi="Times New Roman" w:cs="Times New Roman"/>
+                <w:sz w:val="24"/>
+                <w:szCs w:val="24"/>
+                <w:lang w:eastAsia="ru-RU"/>
+              </w:rPr>
+              <w:t xml:space="preserve">Размещение в инфраструктуре заказчика: плеер и настольный редактор контента устанавливаются на оборудование заказчика (интерактивные панели, столы, доски, персональные компьютеры) и работают автономно.</w:t>
             </w:r>
           </w:p>
         </w:tc>
@@ -3481,7 +3509,7 @@
                 <w:szCs w:val="24"/>
                 <w:lang w:eastAsia="ru-RU"/>
               </w:rPr>
-              <w:t xml:space="preserve">Microsoft Windows 10 и новее (установочный пакет формата NSIS, архитектура x64).</w:t>
+              <w:t xml:space="preserve">Настольные приложения: Microsoft Windows 10 и новее (установочный пакет формата NSIS, архитектура x64); операционные системы семейства Linux (пакеты форматов deb и rpm, архитектуры x64 и arm64). Windows 7, 8 и 8.1 не поддерживаются.</w:t>
             </w:r>
           </w:p>
           <w:p>
@@ -3495,7 +3523,7 @@
                 <w:szCs w:val="24"/>
                 <w:lang w:eastAsia="ru-RU"/>
               </w:rPr>
-              <w:t xml:space="preserve">Операционные системы семейства Linux (пакеты форматов deb и rpm, архитектуры x64 и arm64).</w:t>
+              <w:t xml:space="preserve">Серверная часть: операционные системы семейства Linux.</w:t>
             </w:r>
           </w:p>
           <w:p>
@@ -3509,7 +3537,7 @@
                 <w:szCs w:val="24"/>
                 <w:lang w:eastAsia="ru-RU"/>
               </w:rPr>
-              <w:t xml:space="preserve">Windows 7, 8 и 8.1 не поддерживаются.</w:t>
+              <w:t xml:space="preserve">Веб-приложения (редактор контента, кабинет администратора): выполняются в браузере, от операционной системы не зависят.</w:t>
             </w:r>
           </w:p>
         </w:tc>
@@ -3717,7 +3745,21 @@
                 <w:szCs w:val="24"/>
                 <w:lang w:eastAsia="ru-RU"/>
               </w:rPr>
-              <w:t xml:space="preserve">Локальная файловая система устройства (пользовательские данные, учебный контент, медиафайлы); на серверной части — реляционная СУБД.</w:t>
+              <w:t xml:space="preserve">Серверная часть: реляционная СУБД (учётные записи, организации, лицензии, устройства, проекты) и файловое хранилище сервера (файлы проектов и медиафайлы).</w:t>
+            </w:r>
+          </w:p>
+          <w:p>
+            <w:pPr>
+              <w:spacing w:line="276" w:lineRule="auto" w:before="0" w:after="0"/>
+            </w:pPr>
+            <w:r>
+              <w:rPr>
+                <w:rFonts w:ascii="Times New Roman" w:eastAsia="Times New Roman" w:hAnsi="Times New Roman" w:cs="Times New Roman"/>
+                <w:sz w:val="24"/>
+                <w:szCs w:val="24"/>
+                <w:lang w:eastAsia="ru-RU"/>
+              </w:rPr>
+              <w:t xml:space="preserve">Оборудование заказчика: локальная файловая система устройства (пользовательские данные, учебный контент, медиафайлы).</w:t>
             </w:r>
           </w:p>
         </w:tc>
@@ -3821,7 +3863,7 @@
                 <w:szCs w:val="24"/>
                 <w:lang w:eastAsia="ru-RU"/>
               </w:rPr>
-              <w:t xml:space="preserve">Встроенный веб-сервер на основе Node.js (Express) в составе ПО; внешний веб-сервер не требуется.</w:t>
+              <w:t xml:space="preserve">Встроенный веб-сервер на основе Node.js (Express) в составе серверной части: обслуживает программные интерфейсы и веб-приложения (редактор контента, кабинет администратора). Внешний веб-сервер не требуется.</w:t>
             </w:r>
           </w:p>
         </w:tc>

--- a/infosreda-anketa.docx
+++ b/infosreda-anketa.docx
@@ -1506,23 +1506,40 @@
                 <w:rFonts w:ascii="Times New Roman" w:eastAsia="Times New Roman" w:hAnsi="Times New Roman" w:cs="Times New Roman"/>
                 <w:lang w:eastAsia="ru-RU"/>
               </w:rPr>
-              <w:t xml:space="preserve">Адрес нахождения технических средств: Россия, 188300, Ленинградская обл., Гатчинский р-н, г.п. Гатчинское, г. Гатчина, ул. 7-й Армии, д. 24, пом. 2.</w:t>
-            </w:r>
-          </w:p>
-          <w:p>
-            <w:pPr>
-              <w:spacing w:line="276" w:lineRule="auto"/>
-              <w:rPr>
-                <w:rFonts w:ascii="Times New Roman" w:eastAsia="Times New Roman" w:hAnsi="Times New Roman" w:cs="Times New Roman"/>
-                <w:lang w:eastAsia="ru-RU"/>
-              </w:rPr>
-            </w:pPr>
-            <w:r>
-              <w:rPr>
-                <w:rFonts w:ascii="Times New Roman" w:eastAsia="Times New Roman" w:hAnsi="Times New Roman" w:cs="Times New Roman"/>
-                <w:lang w:eastAsia="ru-RU"/>
-              </w:rPr>
-              <w:t xml:space="preserve">Подтверждающий документ: договор аренды помещения по указанному адресу.</w:t>
+              <w:t xml:space="preserve">Адреса нахождения технических средств:</w:t>
+            </w:r>
+          </w:p>
+          <w:p>
+            <w:pPr>
+              <w:spacing w:line="276" w:lineRule="auto"/>
+              <w:rPr>
+                <w:rFonts w:ascii="Times New Roman" w:eastAsia="Times New Roman" w:hAnsi="Times New Roman" w:cs="Times New Roman"/>
+                <w:lang w:eastAsia="ru-RU"/>
+              </w:rPr>
+            </w:pPr>
+            <w:r>
+              <w:rPr>
+                <w:rFonts w:ascii="Times New Roman" w:eastAsia="Times New Roman" w:hAnsi="Times New Roman" w:cs="Times New Roman"/>
+                <w:lang w:eastAsia="ru-RU"/>
+              </w:rPr>
+              <w:t xml:space="preserve">— хранение исходного текста: Россия, 188300, Ленинградская обл., Гатчинский р-н, г.п. Гатчинское, г. Гатчина, ул. 7-й Армии, д. 24, пом. 2; подтверждающий документ — договор аренды помещения;</w:t>
+            </w:r>
+          </w:p>
+          <w:p>
+            <w:pPr>
+              <w:spacing w:line="276" w:lineRule="auto"/>
+              <w:rPr>
+                <w:rFonts w:ascii="Times New Roman" w:eastAsia="Times New Roman" w:hAnsi="Times New Roman" w:cs="Times New Roman"/>
+                <w:lang w:eastAsia="ru-RU"/>
+              </w:rPr>
+            </w:pPr>
+            <w:r>
+              <w:rPr>
+                <w:rFonts w:ascii="Times New Roman" w:eastAsia="Times New Roman" w:hAnsi="Times New Roman" w:cs="Times New Roman"/>
+                <w:highlight w:val="yellow"/>
+                <w:lang w:eastAsia="ru-RU"/>
+              </w:rPr>
+              <w:t xml:space="preserve">— компиляция исходного текста, хранение объектного кода и работа серверной части: арендованный виртуальный сервер (VPS) провайдера Hostkey, центр обработки данных на территории Российской Федерации, адрес — указать по договору; подтверждающий документ — договор (пользовательское соглашение) с провайдером.</w:t>
             </w:r>
           </w:p>
         </w:tc>

--- a/infosreda-anketa.docx
+++ b/infosreda-anketa.docx
@@ -1951,7 +1951,23 @@
                 <w:rFonts w:ascii="Times New Roman" w:eastAsia="Times New Roman" w:hAnsi="Times New Roman" w:cs="Times New Roman"/>
                 <w:lang w:eastAsia="ru-RU"/>
               </w:rPr>
-              <w:t xml:space="preserve">Не оформлены.</w:t>
+              <w:t xml:space="preserve">Оформлены частично.</w:t>
+            </w:r>
+          </w:p>
+          <w:p>
+            <w:pPr>
+              <w:spacing w:line="276" w:lineRule="auto"/>
+              <w:rPr>
+                <w:rFonts w:ascii="Times New Roman" w:eastAsia="Times New Roman" w:hAnsi="Times New Roman" w:cs="Times New Roman"/>
+                <w:lang w:eastAsia="ru-RU"/>
+              </w:rPr>
+            </w:pPr>
+            <w:r>
+              <w:rPr>
+                <w:rFonts w:ascii="Times New Roman" w:eastAsia="Times New Roman" w:hAnsi="Times New Roman" w:cs="Times New Roman"/>
+                <w:lang w:eastAsia="ru-RU"/>
+              </w:rPr>
+              <w:t xml:space="preserve">Договор об отчуждении исключительного права — подготовлен.</w:t>
             </w:r>
           </w:p>
           <w:p>
@@ -1968,7 +1984,7 @@
                 <w:highlight w:val="yellow"/>
                 <w:lang w:eastAsia="ru-RU"/>
               </w:rPr>
-              <w:t xml:space="preserve">Требуется подготовить: приказ о создании разработки; утверждённое техническое задание; акт о вводе в эксплуатацию; карточку учёта нематериального актива; при необходимости — договор об отчуждении исключительных прав.</w:t>
+              <w:t xml:space="preserve">Требуется подготовить: приказ о создании разработки; утверждённое техническое задание; акт о вводе в эксплуатацию; карточку учёта нематериального актива.</w:t>
             </w:r>
           </w:p>
         </w:tc>
@@ -1989,7 +2005,7 @@
                 <w:rFonts w:ascii="Times New Roman" w:eastAsia="Times New Roman" w:hAnsi="Times New Roman" w:cs="Times New Roman"/>
                 <w:lang w:eastAsia="ru-RU"/>
               </w:rPr>
-              <w:t xml:space="preserve">нет</w:t>
+              <w:t xml:space="preserve">частично</w:t>
             </w:r>
           </w:p>
         </w:tc>
